--- a/pr-preview/pr-15/chapters/code-publication-tracked-changes.docx
+++ b/pr-preview/pr-15/chapters/code-publication-tracked-changes.docx
@@ -16,7 +16,7 @@
       </w:pPr>
       <w:del w:id="1" w:author="PR Preview" w:date="2026-01-01T00:00:00Z">
         <w:r>
-          <w:delText xml:space="preserve">Last modified: 2026-10-11 21:04:29 (PDT)</w:delText>
+          <w:delText xml:space="preserve">Last modified: 2026-10-12 00:36:52 (PDT)</w:delText>
         </w:r>
       </w:del>
     </w:p>
@@ -26,7 +26,7 @@
       </w:pPr>
       <w:ins w:id="2" w:author="PR Preview" w:date="2026-01-01T00:00:00Z">
         <w:r>
-          <w:t xml:space="preserve">Last modified: 2026-10-11 23:36:09 (PDT)</w:t>
+          <w:t xml:space="preserve">Last modified: 2026-10-12 01:03:54 (PDT)</w:t>
         </w:r>
       </w:ins>
     </w:p>

--- a/pr-preview/pr-15/chapters/code-publication-tracked-changes.docx
+++ b/pr-preview/pr-15/chapters/code-publication-tracked-changes.docx
@@ -16,7 +16,7 @@
       </w:pPr>
       <w:del w:id="1" w:author="PR Preview" w:date="2026-01-01T00:00:00Z">
         <w:r>
-          <w:delText xml:space="preserve">Last modified: 2026-10-12 00:36:52 (PDT)</w:delText>
+          <w:delText xml:space="preserve">Last modified: 2026-10-12 01:04:11 (PDT)</w:delText>
         </w:r>
       </w:del>
     </w:p>
@@ -26,11 +26,11 @@
       </w:pPr>
       <w:ins w:id="2" w:author="PR Preview" w:date="2026-01-01T00:00:00Z">
         <w:r>
-          <w:t xml:space="preserve">Last modified: 2026-10-12 01:03:54 (PDT)</w:t>
+          <w:t xml:space="preserve">Last modified: 2026-10-12 01:10:28 (PDT)</w:t>
         </w:r>
       </w:ins>
     </w:p>
-    <w:bookmarkStart w:id="9" w:name="checklist-overview"/>
+    <w:bookmarkStart w:id="9" w:name="sec-checklist-overview"/>
     <w:p>
       <w:pPr>
         <w:pStyle w:val="Heading2"/>
@@ -47,7 +47,7 @@
           <w:numId w:val="1001"/>
         </w:numPr>
       </w:pPr>
-      <w:hyperlink w:anchor="fill-out-file-headers">
+      <w:hyperlink w:anchor="sec-fill-out-file-headers">
         <w:r>
           <w:rPr>
             <w:rStyle w:val="Hyperlink"/>
@@ -64,7 +64,7 @@
           <w:numId w:val="1001"/>
         </w:numPr>
       </w:pPr>
-      <w:hyperlink w:anchor="clean-up-comments">
+      <w:hyperlink w:anchor="sec-clean-up-comments">
         <w:r>
           <w:rPr>
             <w:rStyle w:val="Hyperlink"/>
@@ -81,7 +81,7 @@
           <w:numId w:val="1001"/>
         </w:numPr>
       </w:pPr>
-      <w:hyperlink w:anchor="document-functions">
+      <w:hyperlink w:anchor="sec-document-functions">
         <w:r>
           <w:rPr>
             <w:rStyle w:val="Hyperlink"/>
@@ -98,7 +98,7 @@
           <w:numId w:val="1001"/>
         </w:numPr>
       </w:pPr>
-      <w:hyperlink w:anchor="remove-deprecated-filepaths">
+      <w:hyperlink w:anchor="sec-remove-deprecated-filepaths">
         <w:r>
           <w:rPr>
             <w:rStyle w:val="Hyperlink"/>
@@ -115,7 +115,7 @@
           <w:numId w:val="1001"/>
         </w:numPr>
       </w:pPr>
-      <w:hyperlink w:anchor="ensure-project-runs-via-bash">
+      <w:hyperlink w:anchor="sec-ensure-project-runs-via-bash">
         <w:r>
           <w:rPr>
             <w:rStyle w:val="Hyperlink"/>
@@ -132,7 +132,7 @@
           <w:numId w:val="1001"/>
         </w:numPr>
       </w:pPr>
-      <w:hyperlink w:anchor="complete-the-readme">
+      <w:hyperlink w:anchor="sec-complete-the-readme">
         <w:r>
           <w:rPr>
             <w:rStyle w:val="Hyperlink"/>
@@ -149,7 +149,7 @@
           <w:numId w:val="1001"/>
         </w:numPr>
       </w:pPr>
-      <w:hyperlink w:anchor="clean-up-feature-branches">
+      <w:hyperlink w:anchor="sec-clean-up-feature-branches">
         <w:r>
           <w:rPr>
             <w:rStyle w:val="Hyperlink"/>
@@ -176,7 +176,7 @@
       </w:hyperlink>
     </w:p>
     <w:bookmarkEnd w:id="9"/>
-    <w:bookmarkStart w:id="11" w:name="fill-out-file-headers"/>
+    <w:bookmarkStart w:id="11" w:name="sec-fill-out-file-headers"/>
     <w:p>
       <w:pPr>
         <w:pStyle w:val="Heading2"/>
@@ -205,7 +205,7 @@
       </w:hyperlink>
     </w:p>
     <w:bookmarkEnd w:id="11"/>
-    <w:bookmarkStart w:id="12" w:name="clean-up-comments"/>
+    <w:bookmarkStart w:id="12" w:name="sec-clean-up-comments"/>
     <w:p>
       <w:pPr>
         <w:pStyle w:val="Heading2"/>
@@ -223,7 +223,7 @@
       </w:r>
     </w:p>
     <w:bookmarkEnd w:id="12"/>
-    <w:bookmarkStart w:id="14" w:name="document-functions"/>
+    <w:bookmarkStart w:id="14" w:name="sec-document-functions"/>
     <w:p>
       <w:pPr>
         <w:pStyle w:val="Heading2"/>
@@ -252,7 +252,7 @@
       </w:hyperlink>
     </w:p>
     <w:bookmarkEnd w:id="14"/>
-    <w:bookmarkStart w:id="15" w:name="remove-deprecated-filepaths"/>
+    <w:bookmarkStart w:id="15" w:name="sec-remove-deprecated-filepaths"/>
     <w:p>
       <w:pPr>
         <w:pStyle w:val="Heading2"/>
@@ -270,7 +270,7 @@
       </w:r>
     </w:p>
     <w:bookmarkEnd w:id="15"/>
-    <w:bookmarkStart w:id="17" w:name="ensure-project-runs-via-bash"/>
+    <w:bookmarkStart w:id="17" w:name="sec-ensure-project-runs-via-bash"/>
     <w:p>
       <w:pPr>
         <w:pStyle w:val="Heading2"/>
@@ -307,7 +307,7 @@
       </w:hyperlink>
     </w:p>
     <w:bookmarkEnd w:id="17"/>
-    <w:bookmarkStart w:id="20" w:name="complete-the-readme"/>
+    <w:bookmarkStart w:id="20" w:name="sec-complete-the-readme"/>
     <w:p>
       <w:pPr>
         <w:pStyle w:val="Heading2"/>
@@ -797,7 +797,7 @@
       </w:r>
     </w:p>
     <w:bookmarkEnd w:id="20"/>
-    <w:bookmarkStart w:id="21" w:name="clean-up-feature-branches"/>
+    <w:bookmarkStart w:id="21" w:name="sec-clean-up-feature-branches"/>
     <w:p>
       <w:pPr>
         <w:pStyle w:val="Heading2"/>
